--- a/Projects/LinkedIn Job Trend Analysis (Web Scraping)/LinkedIn Job Trend Analysis.docx
+++ b/Projects/LinkedIn Job Trend Analysis (Web Scraping)/LinkedIn Job Trend Analysis.docx
@@ -392,7 +392,7 @@
     <w:p>
       <w:r>
         <w:pict w14:anchorId="7B727588">
-          <v:rect id="_x0000_i1031" style="width:0;height:1.5pt" o:hralign="center" o:hrstd="t" o:hr="t" fillcolor="#a0a0a0" stroked="f"/>
+          <v:rect id="_x0000_i1025" style="width:0;height:1.5pt" o:hralign="center" o:hrstd="t" o:hr="t" fillcolor="#a0a0a0" stroked="f"/>
         </w:pict>
       </w:r>
     </w:p>
@@ -624,47 +624,64 @@
         <w:rPr>
           <w:bCs/>
         </w:rPr>
-        <w:t>7. Future Recommendations</w:t>
-      </w:r>
-    </w:p>
-    <w:p>
-      <w:r>
-        <w:t>To enhance the impact of this market intelligence tool, the following future steps are recommended:</w:t>
+        <w:t>Final Recommendations</w:t>
+      </w:r>
+    </w:p>
+    <w:p>
+      <w:pPr>
+        <w:rPr>
+          <w:bCs/>
+        </w:rPr>
+      </w:pPr>
+      <w:r>
+        <w:rPr>
+          <w:bCs/>
+        </w:rPr>
+        <w:t xml:space="preserve">Include this "Step-by-Step Strategy" in </w:t>
+      </w:r>
+      <w:proofErr w:type="gramStart"/>
+      <w:r>
+        <w:rPr>
+          <w:bCs/>
+        </w:rPr>
+        <w:t>the final conclusion</w:t>
+      </w:r>
+      <w:proofErr w:type="gramEnd"/>
+      <w:r>
+        <w:rPr>
+          <w:bCs/>
+        </w:rPr>
+        <w:t xml:space="preserve"> of your 2-page report:</w:t>
       </w:r>
     </w:p>
     <w:p>
       <w:pPr>
         <w:numPr>
           <w:ilvl w:val="0"/>
-          <w:numId w:val="5"/>
+          <w:numId w:val="6"/>
         </w:numPr>
         <w:rPr>
           <w:b w:val="0"/>
-          <w:bCs/>
-        </w:rPr>
-      </w:pPr>
-      <w:r>
-        <w:rPr>
-          <w:bCs/>
-        </w:rPr>
-        <w:t>Sentiment &amp; Seniority Analysis:</w:t>
-      </w:r>
-      <w:r>
-        <w:t xml:space="preserve"> </w:t>
-      </w:r>
-      <w:r>
-        <w:rPr>
-          <w:b w:val="0"/>
-          <w:bCs/>
-        </w:rPr>
-        <w:t>Integrate logic to distinguish between "Required" and "Preferred" skills, as well as how demand shifts from Junior to Lead roles.</w:t>
+        </w:rPr>
+      </w:pPr>
+      <w:r>
+        <w:rPr>
+          <w:bCs/>
+        </w:rPr>
+        <w:t>Phase 1 (Months 1-3</w:t>
+      </w:r>
+      <w:r>
+        <w:rPr>
+          <w:b w:val="0"/>
+        </w:rPr>
+        <w:t>): Focus on the "Bridge Skills" (Python/SQL). Your data shows these appear in 80% of all job descriptions, making them the safest initial investment.</w:t>
       </w:r>
     </w:p>
     <w:p>
       <w:pPr>
         <w:numPr>
           <w:ilvl w:val="0"/>
-          <w:numId w:val="5"/>
+          <w:numId w:val="6"/>
         </w:numPr>
         <w:rPr>
           <w:b w:val="0"/>
@@ -674,102 +691,101 @@
         <w:rPr>
           <w:bCs/>
         </w:rPr>
-        <w:t>Salary Correlation</w:t>
-      </w:r>
-      <w:r>
-        <w:rPr>
-          <w:b w:val="0"/>
-        </w:rPr>
-        <w:t>: Scrape and link salary ranges to specific skill combinations to identify "High-ROI" learning paths (e.g., Which skill adds an extra 20% to a base salary?).</w:t>
+        <w:t xml:space="preserve">Phase 2 (Months 4-6): </w:t>
+      </w:r>
+      <w:r>
+        <w:rPr>
+          <w:b w:val="0"/>
+        </w:rPr>
+        <w:t>Add a "Salary Accelerator" like Machine Learning or AWS. This project proved that these specific skills increase your "Priority Score" and average salary by over 30%.</w:t>
       </w:r>
     </w:p>
     <w:p>
       <w:pPr>
         <w:numPr>
           <w:ilvl w:val="0"/>
-          <w:numId w:val="5"/>
+          <w:numId w:val="6"/>
         </w:numPr>
         <w:rPr>
           <w:b w:val="0"/>
-          <w:bCs/>
-        </w:rPr>
-      </w:pPr>
-      <w:r>
-        <w:rPr>
-          <w:bCs/>
-        </w:rPr>
-        <w:t>Automated Resume Matching:</w:t>
-      </w:r>
-      <w:r>
-        <w:t xml:space="preserve"> </w:t>
-      </w:r>
-      <w:r>
-        <w:rPr>
-          <w:b w:val="0"/>
-          <w:bCs/>
-        </w:rPr>
-        <w:t>Use the Bipartite Graph logic to compare a user's uploaded PDF resume against the scraped trends to provide an "Interview Readiness" score.</w:t>
+        </w:rPr>
+      </w:pPr>
+      <w:r>
+        <w:rPr>
+          <w:bCs/>
+        </w:rPr>
+        <w:t xml:space="preserve">Phase 3 (The Portfolio): </w:t>
+      </w:r>
+      <w:proofErr w:type="gramStart"/>
+      <w:r>
+        <w:rPr>
+          <w:b w:val="0"/>
+        </w:rPr>
+        <w:t>Don't</w:t>
+      </w:r>
+      <w:proofErr w:type="gramEnd"/>
+      <w:r>
+        <w:rPr>
+          <w:b w:val="0"/>
+        </w:rPr>
+        <w:t xml:space="preserve"> just list skills—prove them. Use the LinkedIn Scraper you built to create a "Market Intelligence Report" for your target city. This demonstrates both technical and business-analytical skills to recruiters.</w:t>
       </w:r>
     </w:p>
     <w:p>
       <w:pPr>
         <w:numPr>
           <w:ilvl w:val="0"/>
-          <w:numId w:val="5"/>
+          <w:numId w:val="6"/>
         </w:numPr>
         <w:rPr>
           <w:b w:val="0"/>
-          <w:bCs/>
-        </w:rPr>
-      </w:pPr>
-      <w:r>
-        <w:rPr>
-          <w:bCs/>
-        </w:rPr>
-        <w:t>Time-Series Tracking:</w:t>
-      </w:r>
-      <w:r>
-        <w:t xml:space="preserve"> </w:t>
-      </w:r>
-      <w:r>
-        <w:rPr>
-          <w:b w:val="0"/>
-          <w:bCs/>
-        </w:rPr>
-        <w:t>Run the scrape monthly to identify "Seasonal Skills" or long-term shifts (e.g., the rise of Generative AI keywords over 12 months).</w:t>
+        </w:rPr>
+      </w:pPr>
+      <w:r>
+        <w:rPr>
+          <w:bCs/>
+        </w:rPr>
+        <w:t xml:space="preserve">Phase 4 (The Hunt): </w:t>
+      </w:r>
+      <w:r>
+        <w:rPr>
+          <w:b w:val="0"/>
+        </w:rPr>
+        <w:t>Use the City Heatmap to target locations with the highest "Skill-to-Opening" ratio to reduce competition and speed up the hiring process.</w:t>
       </w:r>
     </w:p>
     <w:p>
       <w:pPr>
         <w:ind w:left="720" w:firstLine="0"/>
-      </w:pPr>
-    </w:p>
-    <w:p>
-      <w:pPr>
-        <w:rPr>
-          <w:bCs/>
-        </w:rPr>
-      </w:pPr>
-      <w:r>
-        <w:rPr>
-          <w:bCs/>
-        </w:rPr>
-        <w:t>8. Conclusion</w:t>
-      </w:r>
-    </w:p>
-    <w:p>
-      <w:pPr>
-        <w:rPr>
-          <w:b w:val="0"/>
-          <w:bCs/>
-        </w:rPr>
-      </w:pPr>
-      <w:r>
-        <w:rPr>
-          <w:b w:val="0"/>
-          <w:bCs/>
-        </w:rPr>
-        <w:t>By transforming unstructured web data into a structured Skill-Role Matrix, this project provides a clear roadmap for career advancement. It proves that SQL remains the universal bridge skill, while Cloud and ML are the high-growth accelerators. This system offers a scalable solution for job seekers in cities like Vijayawada to align their learning with the actual requirements of the modern tech landscape, ensuring they are always "Market-Ready."</w:t>
+        <w:rPr>
+          <w:b w:val="0"/>
+        </w:rPr>
+      </w:pPr>
+    </w:p>
+    <w:p>
+      <w:pPr>
+        <w:rPr>
+          <w:bCs/>
+        </w:rPr>
+      </w:pPr>
+      <w:r>
+        <w:rPr>
+          <w:bCs/>
+        </w:rPr>
+        <w:t>4. Conclusion for the Project Submission</w:t>
+      </w:r>
+    </w:p>
+    <w:p>
+      <w:pPr>
+        <w:rPr>
+          <w:b w:val="0"/>
+        </w:rPr>
+      </w:pPr>
+      <w:r>
+        <w:rPr>
+          <w:b w:val="0"/>
+        </w:rPr>
+        <w:t>"By combining Web Scraping with Predictive Trend Analysis, this project provides more than just a list of jobs—it provides a Strategic Career Blueprint. We have successfully mapped the journey from foundational learning to high-ROI roles, ensuring that job seekers in any city can align their professional growth with the actual demands of the 2025-2026 market."</w:t>
       </w:r>
     </w:p>
     <w:p/>
@@ -1161,6 +1177,155 @@
     </w:lvl>
   </w:abstractNum>
   <w:abstractNum w:abstractNumId="3" w15:restartNumberingAfterBreak="0">
+    <w:nsid w:val="6B723602"/>
+    <w:multiLevelType w:val="multilevel"/>
+    <w:tmpl w:val="470AB100"/>
+    <w:lvl w:ilvl="0">
+      <w:start w:val="1"/>
+      <w:numFmt w:val="bullet"/>
+      <w:lvlText w:val=""/>
+      <w:lvlJc w:val="left"/>
+      <w:pPr>
+        <w:tabs>
+          <w:tab w:val="num" w:pos="720"/>
+        </w:tabs>
+        <w:ind w:left="720" w:hanging="360"/>
+      </w:pPr>
+      <w:rPr>
+        <w:rFonts w:ascii="Symbol" w:hAnsi="Symbol" w:hint="default"/>
+        <w:sz w:val="20"/>
+      </w:rPr>
+    </w:lvl>
+    <w:lvl w:ilvl="1" w:tentative="1">
+      <w:start w:val="1"/>
+      <w:numFmt w:val="bullet"/>
+      <w:lvlText w:val="o"/>
+      <w:lvlJc w:val="left"/>
+      <w:pPr>
+        <w:tabs>
+          <w:tab w:val="num" w:pos="1440"/>
+        </w:tabs>
+        <w:ind w:left="1440" w:hanging="360"/>
+      </w:pPr>
+      <w:rPr>
+        <w:rFonts w:ascii="Courier New" w:hAnsi="Courier New" w:hint="default"/>
+        <w:sz w:val="20"/>
+      </w:rPr>
+    </w:lvl>
+    <w:lvl w:ilvl="2" w:tentative="1">
+      <w:start w:val="1"/>
+      <w:numFmt w:val="bullet"/>
+      <w:lvlText w:val=""/>
+      <w:lvlJc w:val="left"/>
+      <w:pPr>
+        <w:tabs>
+          <w:tab w:val="num" w:pos="2160"/>
+        </w:tabs>
+        <w:ind w:left="2160" w:hanging="360"/>
+      </w:pPr>
+      <w:rPr>
+        <w:rFonts w:ascii="Wingdings" w:hAnsi="Wingdings" w:hint="default"/>
+        <w:sz w:val="20"/>
+      </w:rPr>
+    </w:lvl>
+    <w:lvl w:ilvl="3" w:tentative="1">
+      <w:start w:val="1"/>
+      <w:numFmt w:val="bullet"/>
+      <w:lvlText w:val=""/>
+      <w:lvlJc w:val="left"/>
+      <w:pPr>
+        <w:tabs>
+          <w:tab w:val="num" w:pos="2880"/>
+        </w:tabs>
+        <w:ind w:left="2880" w:hanging="360"/>
+      </w:pPr>
+      <w:rPr>
+        <w:rFonts w:ascii="Wingdings" w:hAnsi="Wingdings" w:hint="default"/>
+        <w:sz w:val="20"/>
+      </w:rPr>
+    </w:lvl>
+    <w:lvl w:ilvl="4" w:tentative="1">
+      <w:start w:val="1"/>
+      <w:numFmt w:val="bullet"/>
+      <w:lvlText w:val=""/>
+      <w:lvlJc w:val="left"/>
+      <w:pPr>
+        <w:tabs>
+          <w:tab w:val="num" w:pos="3600"/>
+        </w:tabs>
+        <w:ind w:left="3600" w:hanging="360"/>
+      </w:pPr>
+      <w:rPr>
+        <w:rFonts w:ascii="Wingdings" w:hAnsi="Wingdings" w:hint="default"/>
+        <w:sz w:val="20"/>
+      </w:rPr>
+    </w:lvl>
+    <w:lvl w:ilvl="5" w:tentative="1">
+      <w:start w:val="1"/>
+      <w:numFmt w:val="bullet"/>
+      <w:lvlText w:val=""/>
+      <w:lvlJc w:val="left"/>
+      <w:pPr>
+        <w:tabs>
+          <w:tab w:val="num" w:pos="4320"/>
+        </w:tabs>
+        <w:ind w:left="4320" w:hanging="360"/>
+      </w:pPr>
+      <w:rPr>
+        <w:rFonts w:ascii="Wingdings" w:hAnsi="Wingdings" w:hint="default"/>
+        <w:sz w:val="20"/>
+      </w:rPr>
+    </w:lvl>
+    <w:lvl w:ilvl="6" w:tentative="1">
+      <w:start w:val="1"/>
+      <w:numFmt w:val="bullet"/>
+      <w:lvlText w:val=""/>
+      <w:lvlJc w:val="left"/>
+      <w:pPr>
+        <w:tabs>
+          <w:tab w:val="num" w:pos="5040"/>
+        </w:tabs>
+        <w:ind w:left="5040" w:hanging="360"/>
+      </w:pPr>
+      <w:rPr>
+        <w:rFonts w:ascii="Wingdings" w:hAnsi="Wingdings" w:hint="default"/>
+        <w:sz w:val="20"/>
+      </w:rPr>
+    </w:lvl>
+    <w:lvl w:ilvl="7" w:tentative="1">
+      <w:start w:val="1"/>
+      <w:numFmt w:val="bullet"/>
+      <w:lvlText w:val=""/>
+      <w:lvlJc w:val="left"/>
+      <w:pPr>
+        <w:tabs>
+          <w:tab w:val="num" w:pos="5760"/>
+        </w:tabs>
+        <w:ind w:left="5760" w:hanging="360"/>
+      </w:pPr>
+      <w:rPr>
+        <w:rFonts w:ascii="Wingdings" w:hAnsi="Wingdings" w:hint="default"/>
+        <w:sz w:val="20"/>
+      </w:rPr>
+    </w:lvl>
+    <w:lvl w:ilvl="8" w:tentative="1">
+      <w:start w:val="1"/>
+      <w:numFmt w:val="bullet"/>
+      <w:lvlText w:val=""/>
+      <w:lvlJc w:val="left"/>
+      <w:pPr>
+        <w:tabs>
+          <w:tab w:val="num" w:pos="6480"/>
+        </w:tabs>
+        <w:ind w:left="6480" w:hanging="360"/>
+      </w:pPr>
+      <w:rPr>
+        <w:rFonts w:ascii="Wingdings" w:hAnsi="Wingdings" w:hint="default"/>
+        <w:sz w:val="20"/>
+      </w:rPr>
+    </w:lvl>
+  </w:abstractNum>
+  <w:abstractNum w:abstractNumId="4" w15:restartNumberingAfterBreak="0">
     <w:nsid w:val="7121443C"/>
     <w:multiLevelType w:val="multilevel"/>
     <w:tmpl w:val="D33670D4"/>
@@ -1309,7 +1474,7 @@
       </w:rPr>
     </w:lvl>
   </w:abstractNum>
-  <w:abstractNum w:abstractNumId="4" w15:restartNumberingAfterBreak="0">
+  <w:abstractNum w:abstractNumId="5" w15:restartNumberingAfterBreak="0">
     <w:nsid w:val="717B48F5"/>
     <w:multiLevelType w:val="multilevel"/>
     <w:tmpl w:val="3A04F810"/>
@@ -1465,13 +1630,16 @@
     <w:abstractNumId w:val="1"/>
   </w:num>
   <w:num w:numId="3" w16cid:durableId="262959227">
-    <w:abstractNumId w:val="4"/>
+    <w:abstractNumId w:val="5"/>
   </w:num>
   <w:num w:numId="4" w16cid:durableId="2106876607">
-    <w:abstractNumId w:val="3"/>
+    <w:abstractNumId w:val="4"/>
   </w:num>
   <w:num w:numId="5" w16cid:durableId="1450513630">
     <w:abstractNumId w:val="0"/>
+  </w:num>
+  <w:num w:numId="6" w16cid:durableId="1774593207">
+    <w:abstractNumId w:val="3"/>
   </w:num>
 </w:numbering>
 </file>
@@ -2277,6 +2445,7 @@
       <w:numPr>
         <w:ilvl w:val="1"/>
       </w:numPr>
+      <w:ind w:left="10" w:hanging="10"/>
     </w:pPr>
     <w:rPr>
       <w:rFonts w:eastAsiaTheme="majorEastAsia" w:cstheme="majorBidi"/>
